--- a/docs/PLAN-v0.3.docx
+++ b/docs/PLAN-v0.3.docx
@@ -12,7 +12,7 @@
     </w:p>
     <w:p>
       <w:r>
-        <w:t>日期：2026-09-29。状态：供用户逐项审阅的草案，不是已批准的开发指令。</w:t>
+        <w:t>日期：2026-09-29。状态：已记录第一轮七条批注；方向决策见D1–D6，其余细节仍供逐项审阅，不是整份计划的开发批准。</w:t>
       </w:r>
     </w:p>
     <w:p>
@@ -35,7 +35,7 @@
     </w:p>
     <w:p>
       <w:r>
-        <w:t>当前仓库保留技术原型，不作为成品质量标准。用户认可过 A/B/C 入口方向，但最新反馈明确否定了游戏内界面、美术与模型质量。入口概念图认可不等于实际场景认可；文件齐全、102项自动测试通过，也不等于手感、美术或完整流程通过。</w:t>
+        <w:t>当前仓库保留技术原型，不作为成品质量标准。A/B/C三个入口方向保留，并继续优化；用户允许考虑将它们作为前端自动轮换的样式。游戏内界面、美术与模型质量仍未获认可，需要独立改进。入口概念图认可不等于实际场景认可；文件齐全、102项自动测试通过，也不等于手感、美术或完整流程通过。</w:t>
       </w:r>
     </w:p>
     <w:p>
@@ -278,7 +278,7 @@
               <w:rPr>
                 <w:sz w:val="18"/>
               </w:rPr>
-              <w:t>A/B/C保留历史选项；游戏内视觉重新定标</w:t>
+              <w:t>A/B/C继续优化，可考虑轮换；游戏内视觉单独定标</w:t>
             </w:r>
           </w:p>
         </w:tc>
@@ -571,7 +571,7 @@
         <w:pStyle w:val="Heading2"/>
       </w:pPr>
       <w:r>
-        <w:t>本次需要用户决定的约束</w:t>
+        <w:t>第一轮审阅后的方向决策</w:t>
       </w:r>
     </w:p>
     <w:tbl>
@@ -581,11 +581,10 @@
         <w:tblLook w:firstColumn="1" w:firstRow="1" w:lastColumn="0" w:lastRow="0" w:noHBand="0" w:noVBand="1" w:val="04A0"/>
       </w:tblPr>
       <w:tblGrid>
-        <w:gridCol w:w="1973"/>
-        <w:gridCol w:w="1973"/>
-        <w:gridCol w:w="1973"/>
-        <w:gridCol w:w="1973"/>
-        <w:gridCol w:w="1973"/>
+        <w:gridCol w:w="2466"/>
+        <w:gridCol w:w="2466"/>
+        <w:gridCol w:w="2466"/>
+        <w:gridCol w:w="2466"/>
       </w:tblGrid>
       <w:tr>
         <w:trPr>
@@ -594,7 +593,7 @@
         </w:trPr>
         <w:tc>
           <w:tcPr>
-            <w:tcW w:type="dxa" w:w="1973"/>
+            <w:tcW w:type="dxa" w:w="2466"/>
           </w:tcPr>
           <w:p>
             <w:r>
@@ -607,7 +606,7 @@
         </w:tc>
         <w:tc>
           <w:tcPr>
-            <w:tcW w:type="dxa" w:w="1973"/>
+            <w:tcW w:type="dxa" w:w="2466"/>
           </w:tcPr>
           <w:p>
             <w:r>
@@ -620,40 +619,27 @@
         </w:tc>
         <w:tc>
           <w:tcPr>
-            <w:tcW w:type="dxa" w:w="1973"/>
+            <w:tcW w:type="dxa" w:w="2466"/>
           </w:tcPr>
           <w:p>
             <w:r>
               <w:rPr>
                 <w:sz w:val="18"/>
               </w:rPr>
-              <w:t>推荐起点</w:t>
+              <w:t>用户意见与采用方向</w:t>
             </w:r>
           </w:p>
         </w:tc>
         <w:tc>
           <w:tcPr>
-            <w:tcW w:type="dxa" w:w="1973"/>
+            <w:tcW w:type="dxa" w:w="2466"/>
           </w:tcPr>
           <w:p>
             <w:r>
               <w:rPr>
                 <w:sz w:val="18"/>
               </w:rPr>
-              <w:t>不同选择的影响</w:t>
-            </w:r>
-          </w:p>
-        </w:tc>
-        <w:tc>
-          <w:tcPr>
-            <w:tcW w:type="dxa" w:w="1973"/>
-          </w:tcPr>
-          <w:p>
-            <w:r>
-              <w:rPr>
-                <w:sz w:val="18"/>
-              </w:rPr>
-              <w:t>状态</w:t>
+              <w:t>执行边界／剩余问题</w:t>
             </w:r>
           </w:p>
         </w:tc>
@@ -664,7 +650,7 @@
         </w:trPr>
         <w:tc>
           <w:tcPr>
-            <w:tcW w:type="dxa" w:w="1973"/>
+            <w:tcW w:type="dxa" w:w="2466"/>
           </w:tcPr>
           <w:p>
             <w:r>
@@ -677,53 +663,40 @@
         </w:tc>
         <w:tc>
           <w:tcPr>
-            <w:tcW w:type="dxa" w:w="1973"/>
+            <w:tcW w:type="dxa" w:w="2466"/>
           </w:tcPr>
           <w:p>
             <w:r>
               <w:rPr>
                 <w:sz w:val="18"/>
               </w:rPr>
-              <w:t>是否继续强制方块造型</w:t>
+              <w:t>建模品质与造型</w:t>
             </w:r>
           </w:p>
         </w:tc>
         <w:tc>
           <w:tcPr>
-            <w:tcW w:type="dxa" w:w="1973"/>
+            <w:tcW w:type="dxa" w:w="2466"/>
           </w:tcPr>
           <w:p>
             <w:r>
               <w:rPr>
                 <w:sz w:val="18"/>
               </w:rPr>
-              <w:t>暂不锁死，比较“精修方块”与“风格化低多边形”同镜头样板</w:t>
+              <w:t>以Minecraft式方块建模作为可接受的实践起点；有把握做得更好时先展示一个样本</w:t>
             </w:r>
           </w:p>
         </w:tc>
         <w:tc>
           <w:tcPr>
-            <w:tcW w:type="dxa" w:w="1973"/>
+            <w:tcW w:type="dxa" w:w="2466"/>
           </w:tcPr>
           <w:p>
             <w:r>
               <w:rPr>
                 <w:sz w:val="18"/>
               </w:rPr>
-              <w:t>后者可扩大成熟资产选择；两者都需要统一美术</w:t>
-            </w:r>
-          </w:p>
-        </w:tc>
-        <w:tc>
-          <w:tcPr>
-            <w:tcW w:type="dxa" w:w="1973"/>
-          </w:tcPr>
-          <w:p>
-            <w:r>
-              <w:rPr>
-                <w:sz w:val="18"/>
-              </w:rPr>
-              <w:t>待审阅</w:t>
+              <w:t>借鉴造型方法，不复制游戏资产；更精细路线须样本获认可后才扩展，不强制制作两套</w:t>
             </w:r>
           </w:p>
         </w:tc>
@@ -734,7 +707,7 @@
         </w:trPr>
         <w:tc>
           <w:tcPr>
-            <w:tcW w:type="dxa" w:w="1973"/>
+            <w:tcW w:type="dxa" w:w="2466"/>
           </w:tcPr>
           <w:p>
             <w:r>
@@ -747,53 +720,40 @@
         </w:tc>
         <w:tc>
           <w:tcPr>
-            <w:tcW w:type="dxa" w:w="1973"/>
+            <w:tcW w:type="dxa" w:w="2466"/>
           </w:tcPr>
           <w:p>
             <w:r>
               <w:rPr>
                 <w:sz w:val="18"/>
               </w:rPr>
-              <w:t>能否使用外部成熟资产</w:t>
+              <w:t>外部成熟资产</w:t>
             </w:r>
           </w:p>
         </w:tc>
         <w:tc>
           <w:tcPr>
-            <w:tcW w:type="dxa" w:w="1973"/>
+            <w:tcW w:type="dxa" w:w="2466"/>
           </w:tcPr>
           <w:p>
             <w:r>
               <w:rPr>
                 <w:sz w:val="18"/>
               </w:rPr>
-              <w:t>允许合规资产作样板底座，保留来源并适配</w:t>
+              <w:t>明确采用合规成熟资产，开发者负责寻找、筛选与适配</w:t>
             </w:r>
           </w:p>
         </w:tc>
         <w:tc>
           <w:tcPr>
-            <w:tcW w:type="dxa" w:w="1973"/>
+            <w:tcW w:type="dxa" w:w="2466"/>
           </w:tcPr>
           <w:p>
             <w:r>
               <w:rPr>
                 <w:sz w:val="18"/>
               </w:rPr>
-              <w:t>降低从零建模风险；若必须全部原创则需提高美术投入</w:t>
-            </w:r>
-          </w:p>
-        </w:tc>
-        <w:tc>
-          <w:tcPr>
-            <w:tcW w:type="dxa" w:w="1973"/>
-          </w:tcPr>
-          <w:p>
-            <w:r>
-              <w:rPr>
-                <w:sz w:val="18"/>
-              </w:rPr>
-              <w:t>待审阅</w:t>
+              <w:t>具体包尚未选定；付费需预算授权，许可证须允许实际用途与仓库分发</w:t>
             </w:r>
           </w:p>
         </w:tc>
@@ -804,7 +764,7 @@
         </w:trPr>
         <w:tc>
           <w:tcPr>
-            <w:tcW w:type="dxa" w:w="1973"/>
+            <w:tcW w:type="dxa" w:w="2466"/>
           </w:tcPr>
           <w:p>
             <w:r>
@@ -817,53 +777,40 @@
         </w:tc>
         <w:tc>
           <w:tcPr>
-            <w:tcW w:type="dxa" w:w="1973"/>
+            <w:tcW w:type="dxa" w:w="2466"/>
           </w:tcPr>
           <w:p>
             <w:r>
               <w:rPr>
                 <w:sz w:val="18"/>
               </w:rPr>
-              <w:t>是否更换引擎</w:t>
+              <w:t>引擎选择</w:t>
             </w:r>
           </w:p>
         </w:tc>
         <w:tc>
           <w:tcPr>
-            <w:tcW w:type="dxa" w:w="1973"/>
+            <w:tcW w:type="dxa" w:w="2466"/>
           </w:tcPr>
           <w:p>
             <w:r>
               <w:rPr>
                 <w:sz w:val="18"/>
               </w:rPr>
-              <w:t>先保留现有栈；只有可视化编辑工具小实验胜出才迁移</w:t>
+              <w:t>用户委托开发者评估并提出结论，不要求用户自行判断技术栈</w:t>
             </w:r>
           </w:p>
         </w:tc>
         <w:tc>
           <w:tcPr>
-            <w:tcW w:type="dxa" w:w="1973"/>
+            <w:tcW w:type="dxa" w:w="2466"/>
           </w:tcPr>
           <w:p>
             <w:r>
               <w:rPr>
                 <w:sz w:val="18"/>
               </w:rPr>
-              <w:t>避免把重写成本误当作质量提升；迁移需单列预算与回滚点</w:t>
-            </w:r>
-          </w:p>
-        </w:tc>
-        <w:tc>
-          <w:tcPr>
-            <w:tcW w:type="dxa" w:w="1973"/>
-          </w:tcPr>
-          <w:p>
-            <w:r>
-              <w:rPr>
-                <w:sz w:val="18"/>
-              </w:rPr>
-              <w:t>待审阅</w:t>
+              <w:t>当前保留现有栈；依据编辑效率、资产链路、可操作性、迁移成本决定是否值得验证候选，尚未批准整套重写</w:t>
             </w:r>
           </w:p>
         </w:tc>
@@ -874,7 +821,7 @@
         </w:trPr>
         <w:tc>
           <w:tcPr>
-            <w:tcW w:type="dxa" w:w="1973"/>
+            <w:tcW w:type="dxa" w:w="2466"/>
           </w:tcPr>
           <w:p>
             <w:r>
@@ -887,53 +834,40 @@
         </w:tc>
         <w:tc>
           <w:tcPr>
-            <w:tcW w:type="dxa" w:w="1973"/>
+            <w:tcW w:type="dxa" w:w="2466"/>
           </w:tcPr>
           <w:p>
             <w:r>
               <w:rPr>
                 <w:sz w:val="18"/>
               </w:rPr>
-              <w:t>个体保存的玩家价值</w:t>
+              <w:t>个体保存价值</w:t>
             </w:r>
           </w:p>
         </w:tc>
         <w:tc>
           <w:tcPr>
-            <w:tcW w:type="dxa" w:w="1973"/>
+            <w:tcW w:type="dxa" w:w="2466"/>
           </w:tcPr>
           <w:p>
             <w:r>
               <w:rPr>
                 <w:sz w:val="18"/>
               </w:rPr>
-              <w:t>先通过人物身份、承诺和结算表达，试玩验证</w:t>
+              <w:t>大体遵循原著的叙事逻辑</w:t>
             </w:r>
           </w:p>
         </w:tc>
         <w:tc>
           <w:tcPr>
-            <w:tcW w:type="dxa" w:w="1973"/>
+            <w:tcW w:type="dxa" w:w="2466"/>
           </w:tcPr>
           <w:p>
             <w:r>
               <w:rPr>
                 <w:sz w:val="18"/>
               </w:rPr>
-              <w:t>若不足，再讨论有限的后续差异；不擅自删除死亡后的知识继承</w:t>
-            </w:r>
-          </w:p>
-        </w:tc>
-        <w:tc>
-          <w:tcPr>
-            <w:tcW w:type="dxa" w:w="1973"/>
-          </w:tcPr>
-          <w:p>
-            <w:r>
-              <w:rPr>
-                <w:sz w:val="18"/>
-              </w:rPr>
-              <w:t>待审阅</w:t>
+              <w:t>开发者核对原著依据并说明游戏改编；不以额外经济或任意惩罚制造动机，具体规则待对齐</w:t>
             </w:r>
           </w:p>
         </w:tc>
@@ -944,7 +878,7 @@
         </w:trPr>
         <w:tc>
           <w:tcPr>
-            <w:tcW w:type="dxa" w:w="1973"/>
+            <w:tcW w:type="dxa" w:w="2466"/>
           </w:tcPr>
           <w:p>
             <w:r>
@@ -957,53 +891,40 @@
         </w:tc>
         <w:tc>
           <w:tcPr>
-            <w:tcW w:type="dxa" w:w="1973"/>
+            <w:tcW w:type="dxa" w:w="2466"/>
           </w:tcPr>
           <w:p>
             <w:r>
               <w:rPr>
                 <w:sz w:val="18"/>
               </w:rPr>
-              <w:t>正式美术选择</w:t>
+              <w:t>入口与正式美术</w:t>
             </w:r>
           </w:p>
         </w:tc>
         <w:tc>
           <w:tcPr>
-            <w:tcW w:type="dxa" w:w="1973"/>
+            <w:tcW w:type="dxa" w:w="2466"/>
           </w:tcPr>
           <w:p>
             <w:r>
               <w:rPr>
                 <w:sz w:val="18"/>
               </w:rPr>
-              <w:t>一套统一的游戏内语言；入口A/B/C不同时扩成三套整城</w:t>
+              <w:t>A/B/C继续优化，允许考虑前端自动轮换；游戏内保持统一视觉语言</w:t>
             </w:r>
           </w:p>
         </w:tc>
         <w:tc>
           <w:tcPr>
-            <w:tcW w:type="dxa" w:w="1973"/>
+            <w:tcW w:type="dxa" w:w="2466"/>
           </w:tcPr>
           <w:p>
             <w:r>
               <w:rPr>
                 <w:sz w:val="18"/>
               </w:rPr>
-              <w:t>控制制作和验收成本；三套入口可继续保留为候选</w:t>
-            </w:r>
-          </w:p>
-        </w:tc>
-        <w:tc>
-          <w:tcPr>
-            <w:tcW w:type="dxa" w:w="1973"/>
-          </w:tcPr>
-          <w:p>
-            <w:r>
-              <w:rPr>
-                <w:sz w:val="18"/>
-              </w:rPr>
-              <w:t>待审阅</w:t>
+              <w:t>轮换触发与动效仍是设计建议；三个入口不等于制作三套整城</w:t>
             </w:r>
           </w:p>
         </w:tc>
@@ -1014,7 +935,7 @@
         </w:trPr>
         <w:tc>
           <w:tcPr>
-            <w:tcW w:type="dxa" w:w="1973"/>
+            <w:tcW w:type="dxa" w:w="2466"/>
           </w:tcPr>
           <w:p>
             <w:r>
@@ -1027,59 +948,51 @@
         </w:tc>
         <w:tc>
           <w:tcPr>
-            <w:tcW w:type="dxa" w:w="1973"/>
+            <w:tcW w:type="dxa" w:w="2466"/>
           </w:tcPr>
           <w:p>
             <w:r>
               <w:rPr>
                 <w:sz w:val="18"/>
               </w:rPr>
-              <w:t>目标设备与发布范围</w:t>
+              <w:t>设备与发布</w:t>
             </w:r>
           </w:p>
         </w:tc>
         <w:tc>
           <w:tcPr>
-            <w:tcW w:type="dxa" w:w="1973"/>
+            <w:tcW w:type="dxa" w:w="2466"/>
           </w:tcPr>
           <w:p>
             <w:r>
               <w:rPr>
                 <w:sz w:val="18"/>
               </w:rPr>
-              <w:t>先本地桌面样板，再确定浏览器／设备与公开目标</w:t>
+              <w:t>已同意先本地桌面样板，再确定浏览器、设备与公开目标</w:t>
             </w:r>
           </w:p>
         </w:tc>
         <w:tc>
           <w:tcPr>
-            <w:tcW w:type="dxa" w:w="1973"/>
+            <w:tcW w:type="dxa" w:w="2466"/>
           </w:tcPr>
           <w:p>
             <w:r>
               <w:rPr>
                 <w:sz w:val="18"/>
               </w:rPr>
-              <w:t>决定性能测试及交付方式；GitHub交接不等于上线游戏</w:t>
-            </w:r>
-          </w:p>
-        </w:tc>
-        <w:tc>
-          <w:tcPr>
-            <w:tcW w:type="dxa" w:w="1973"/>
-          </w:tcPr>
-          <w:p>
-            <w:r>
-              <w:rPr>
-                <w:sz w:val="18"/>
-              </w:rPr>
-              <w:t>待审阅</w:t>
+              <w:t>目标硬件与正式发布范围仍待确定；GitHub交接不等于上线游戏</w:t>
             </w:r>
           </w:p>
         </w:tc>
       </w:tr>
     </w:tbl>
     <w:p/>
+    <w:p>
+      <w:r>
+        <w:t>D1、D2、D5、D6方向已确认；D3评估责任已委托；D4原著方向已确认、改编细节待审阅。以上不自动开启样板制作。</w:t>
+      </w:r>
+    </w:p>
     <w:p>
       <w:r>
         <w:t>预算金额、交付日期、商业授权及目标硬件尚未提供，不编造工期或承诺帧率。</w:t>
@@ -1365,7 +1278,7 @@
               <w:rPr>
                 <w:sz w:val="18"/>
               </w:rPr>
-              <w:t>若选择方块方向，复用现有编辑源与导出流程</w:t>
+              <w:t>服务方块建模起点，复用现有编辑源与导出流程</w:t>
             </w:r>
           </w:p>
         </w:tc>
@@ -1519,6 +1432,11 @@
     </w:p>
     <w:p>
       <w:r>
+        <w:t>引擎评估由开发者负责：先定位现有流程是否确实阻碍摆场景、调材质、碰撞或角色编辑，再定向验证能解决该问题的候选。不凑候选数量；已有信息足以判断时不追加实验。结论须说明保留哪些模块、改善什么、迁移和换机成本，以及可恢复的旧基线。当前没有候选在本项目中胜出的证据，因此暂保留Three.js；这不是最终排除编辑器或其他引擎。若结论涉及明显重写、费用或交付范围变化，再向用户说明影响并对齐。</w:t>
+      </w:r>
+    </w:p>
+    <w:p>
+      <w:r>
         <w:t>官方资料（2026-09-29核查，能力介绍不是项目集成结果）：</w:t>
       </w:r>
     </w:p>
@@ -1588,12 +1506,17 @@
     </w:p>
     <w:p>
       <w:r>
-        <w:t>先提交两版同镜头的探索画面，而不是再做三套漂亮入口。镜头必须包含道路、门洞、仪器和人物，附上相同HUD，便于判断整套语言。</w:t>
+        <w:t>先围绕方块建模起点做一个小样方向，仍按用户此前要求先看效果图、再按图实现。探索镜头包含道路、门洞、仪器、人物和HUD，便于判断整体。若成熟资产或工具能以合理成本明显提高品质，可另做一个更精细的代表样本供用户判断；只有确有比较必要才增加方向，不默认双线制作。</w:t>
       </w:r>
     </w:p>
     <w:p>
       <w:r>
-        <w:t>两版可分别试验“风蚀石构、克制档案感”和“简洁几何、明确功能色”；这只是建议，不是已批准风格。色板、建筑比例、人物体态、材质粗细和UI字体必须一致，不能各自从不同作品取一个好看的部分。</w:t>
+        <w:t>开发者负责把参考转成具体的轮廓、比例、材质、光照和排版，不要求用户指导建模参数。Minecraft式方块造型是可接受起点，不把当前粗糙堆块当作达标；色板、建筑比例、人物体态、材质粗细和UI字体必须协调。更精细样本获认可后才扩展该路线。</w:t>
+      </w:r>
+    </w:p>
+    <w:p>
+      <w:r>
+        <w:t>A/B/C入口也继续优化：保留各自氛围，统一主操作位置、文字层级、设置和档案入口，检查文字可读性、焦点与窄窗口表现。轮换的初步建议是每次进入首页换一款，并允许手动选择与记住偏好；若采用停留期间定时轮换，只切背景，不移动按钮，用户操作或减少动态效果时停止动画。这些是待审阅交互建议，本轮不实现。入口优化和真实3D样板分别验收，不互相替代。</w:t>
       </w:r>
     </w:p>
     <w:p>
@@ -2400,7 +2323,7 @@
     </w:p>
     <w:p>
       <w:r>
-        <w:t>需要提前确认“为什么保存个体”。目前档案在死亡后保留，理性收集者可能倾向一直观察。先用角色身份、与NPC关系、明确的个人目标验证动机；若试玩仍认为没有代价，再提出玩法调整供审批。不能偷偷添加饥饿经济或删除继承以制造压力。</w:t>
+        <w:t>用户已选择“个体保存大体与原著一致”的方向。开发者在制定具体行为前核对相应原文依据，将原著描述、当前实现、拟议改编分开说明，不把现有保存设施、计时或档案继承规则直接称作原著设定。优先让玩家理解保存对象、适用条件、恢复条件与失败后果；不要求用户先设计一套额外的个人价值系统。目前档案在死亡后保留，个体与知识的差异仍需在试玩中表达；若确实无法形成可理解的选择，再提出最小调整，不偷偷添加饥饿经济、惩罚或删除继承。</w:t>
       </w:r>
     </w:p>
     <w:p>
@@ -2614,7 +2537,7 @@
               <w:rPr>
                 <w:sz w:val="18"/>
               </w:rPr>
-              <w:t>两版同镜头方向；一个候选工具的最小真实导入链路</w:t>
+              <w:t>一个方块方向小样；按具体疑点评估工具，必要时增加一个更精细样本；明确入口优化方案</w:t>
             </w:r>
           </w:p>
         </w:tc>
@@ -2627,7 +2550,7 @@
               <w:rPr>
                 <w:sz w:val="18"/>
               </w:rPr>
-              <w:t>用户选方向；真实导出与运行证明能力</w:t>
+              <w:t>用户看效果图；新工具若采用，须有真实导出与运行证据</w:t>
             </w:r>
           </w:p>
         </w:tc>
@@ -2640,7 +2563,7 @@
               <w:rPr>
                 <w:sz w:val="18"/>
               </w:rPr>
-              <w:t>制作一个庭院样板</w:t>
+              <w:t>按认可方向制作一个庭院样板</w:t>
             </w:r>
           </w:p>
         </w:tc>
@@ -2877,7 +2800,7 @@
     <w:p/>
     <w:p>
       <w:r>
-        <w:t>每阶段只安排一次集中检查、一次修正，再提交用户判断。仍有材料性问题就列出未解决项，不通过反复生成截图消耗预算。用户未批准阶段产物时，不因代码量、资产数量或测试数增长自动推进。</w:t>
+        <w:t>按具体改动和失败后果安排必要检查与修正，不固定检查次数，也不默认跑全套测试。达到目标且必要检查通过后停止；没有新改动、新失败或具体疑点，不重复截图和验证。反复失败而没有新证据时回到复现与定位，不叠加猜测性补丁。用户未批准阶段产物时，不因代码量、资产数量或测试数增长自动推进；这不要求局部、可逆、已授权的细节另走审批。</w:t>
       </w:r>
     </w:p>
     <w:p>
@@ -2930,7 +2853,7 @@
     </w:p>
     <w:p>
       <w:r>
-        <w:t>每次交付只写：本轮范围、实际改动、运行入口和版本、执行结果、用户可看的证据、未通过项、需决定的问题、下一项最小任务。测试报告带构建身份，历史报告不得自动继承到新构建。</w:t>
+        <w:t>交付按需要简短说明实际改动、验证和限制；涉及运行证据时标明入口、版本和范围。小任务不强制生成报告或填写固定字段。测试报告带构建身份，历史报告不得自动继承到新构建。保留项目已有强制检查，不通过删断言、跳过失败或伪造结果换取通过。</w:t>
       </w:r>
     </w:p>
     <w:p>
@@ -2949,6 +2872,11 @@
     <w:p>
       <w:r>
         <w:t>第一入口是README，第二入口是HANDOFF；不要依赖本会话、旧机器绝对路径、私有技能目录或本地知识库才能继续。知识库中适用的方法已转为本计划的具体步骤；不复制整个个人知识库到项目。</w:t>
+      </w:r>
+    </w:p>
+    <w:p>
+      <w:r>
+        <w:t>后续任务按规模、不确定性和风险安排工作：先读相关实现，优先已有能力和成熟组件；只实现当前需求及必要连带修改，不预建扩展架构或顺手升级无关依赖。默认单Agent完成，已授权工作直接推进；只对会改变核心结果、造成明显返工或越过授权的问题提问。视觉修改查看受影响的真实页面／场景，资产任务交付可用文件，概念图不能冒充实作。规则用于相关任务，不作为每轮复述的检查清单。</w:t>
       </w:r>
     </w:p>
     <w:p>
@@ -2979,7 +2907,7 @@
         <w:pStyle w:val="ListNumber"/>
       </w:pPr>
       <w:r>
-        <w:t>先对齐第1–4节：游戏目标、方块约束、外部资产和工具路线。</w:t>
+        <w:t>第一轮已记录第1–4节方向：方块建模起点、采用外部资产、由开发者评估引擎；无需再次询问相同偏好。</w:t>
       </w:r>
     </w:p>
     <w:p>
@@ -3000,7 +2928,12 @@
     </w:p>
     <w:p>
       <w:r>
-        <w:t>审阅记录：目前所有D1–D6均为待审阅。用户要求整理并上传本计划，不构成批准所有候选方案。下一项开发任务应在讨论后单独确定；本轮不启动P1制作。</w:t>
+        <w:t>审阅记录（2026-09-29）：七条页面批注已映射到D1–D6及第5节：继续优化三个入口、方块品质起点与可选更精细样本、使用外部成熟资产、委托引擎评估、保存遵循原著方向、入口可考虑自动轮换、同意本地桌面优先。另已吸收用户更新的开发协作偏好，取消默认多方向制作、固定检查次数和每轮固定报告要求。</w:t>
+      </w:r>
+    </w:p>
+    <w:p>
+      <w:r>
+        <w:t>下一步重点审阅第5–7节的样板范围、轮换方式与返回／暂停语义，再对齐第8节的原著依据与改编规则。已确认方向不代表上述所有细节通过；下一项制作任务在讨论后单独确定，本轮不启动P1制作。</w:t>
       </w:r>
     </w:p>
     <w:sectPr>

--- a/docs/PLAN-v0.3.docx
+++ b/docs/PLAN-v0.3.docx
@@ -12,7 +12,7 @@
     </w:p>
     <w:p>
       <w:r>
-        <w:t>日期：2026-09-29。状态：已记录第一轮七条批注；方向决策见D1–D6，其余细节仍供逐项审阅，不是整份计划的开发批准。</w:t>
+        <w:t>日期：2026-09-30。状态：已记录第一轮七条批注及第二轮第5–7节的三项确认；方向决策见D1–D9。具体效果图待用户提供和评审，其余细节仍供逐项审阅，不是整份计划的开发批准。</w:t>
       </w:r>
     </w:p>
     <w:p>
@@ -924,7 +924,7 @@
               <w:rPr>
                 <w:sz w:val="18"/>
               </w:rPr>
-              <w:t>轮换触发与动效仍是设计建议；三个入口不等于制作三套整城</w:t>
+              <w:t>第二轮轮换方案已确认，见D8；三个入口不等于制作三套整城</w:t>
             </w:r>
           </w:p>
         </w:tc>
@@ -982,6 +982,177 @@
                 <w:sz w:val="18"/>
               </w:rPr>
               <w:t>目标硬件与正式发布范围仍待确定；GitHub交接不等于上线游戏</w:t>
+            </w:r>
+          </w:p>
+        </w:tc>
+      </w:tr>
+      <w:tr>
+        <w:trPr>
+          <w:cantSplit/>
+        </w:trPr>
+        <w:tc>
+          <w:tcPr>
+            <w:tcW w:type="dxa" w:w="2466"/>
+          </w:tcPr>
+          <w:p>
+            <w:r>
+              <w:rPr>
+                <w:sz w:val="18"/>
+              </w:rPr>
+              <w:t>D7</w:t>
+            </w:r>
+          </w:p>
+        </w:tc>
+        <w:tc>
+          <w:tcPr>
+            <w:tcW w:type="dxa" w:w="2466"/>
+          </w:tcPr>
+          <w:p>
+            <w:r>
+              <w:rPr>
+                <w:sz w:val="18"/>
+              </w:rPr>
+              <w:t>视觉与庭院范围</w:t>
+            </w:r>
+          </w:p>
+        </w:tc>
+        <w:tc>
+          <w:tcPr>
+            <w:tcW w:type="dxa" w:w="2466"/>
+          </w:tcPr>
+          <w:p>
+            <w:r>
+              <w:rPr>
+                <w:sz w:val="18"/>
+              </w:rPr>
+              <w:t>已确认先看一个方块风格庭院方向，包含道路、门、楼梯、观象仪器、一名职业特征明确的NPC及探索HUD</w:t>
+            </w:r>
+          </w:p>
+        </w:tc>
+        <w:tc>
+          <w:tcPr>
+            <w:tcW w:type="dxa" w:w="2466"/>
+          </w:tcPr>
+          <w:p>
+            <w:r>
+              <w:rPr>
+                <w:sz w:val="18"/>
+              </w:rPr>
+              <w:t>用户将提供不同agent生成的概念图；尚未选定具体画面，不启动场景制作或扩展整城</w:t>
+            </w:r>
+          </w:p>
+        </w:tc>
+      </w:tr>
+      <w:tr>
+        <w:trPr>
+          <w:cantSplit/>
+        </w:trPr>
+        <w:tc>
+          <w:tcPr>
+            <w:tcW w:type="dxa" w:w="2466"/>
+          </w:tcPr>
+          <w:p>
+            <w:r>
+              <w:rPr>
+                <w:sz w:val="18"/>
+              </w:rPr>
+              <w:t>D8</w:t>
+            </w:r>
+          </w:p>
+        </w:tc>
+        <w:tc>
+          <w:tcPr>
+            <w:tcW w:type="dxa" w:w="2466"/>
+          </w:tcPr>
+          <w:p>
+            <w:r>
+              <w:rPr>
+                <w:sz w:val="18"/>
+              </w:rPr>
+              <w:t>入口轮换</w:t>
+            </w:r>
+          </w:p>
+        </w:tc>
+        <w:tc>
+          <w:tcPr>
+            <w:tcW w:type="dxa" w:w="2466"/>
+          </w:tcPr>
+          <w:p>
+            <w:r>
+              <w:rPr>
+                <w:sz w:val="18"/>
+              </w:rPr>
+              <w:t>每次进入首页轮换一款，停留期间保持稳定；手动选择后记住偏好；三款主操作位置一致</w:t>
+            </w:r>
+          </w:p>
+        </w:tc>
+        <w:tc>
+          <w:tcPr>
+            <w:tcW w:type="dxa" w:w="2466"/>
+          </w:tcPr>
+          <w:p>
+            <w:r>
+              <w:rPr>
+                <w:sz w:val="18"/>
+              </w:rPr>
+              <w:t>手动偏好优先于自动轮换；不做停留期间定时切换，尚未实现</w:t>
+            </w:r>
+          </w:p>
+        </w:tc>
+      </w:tr>
+      <w:tr>
+        <w:trPr>
+          <w:cantSplit/>
+        </w:trPr>
+        <w:tc>
+          <w:tcPr>
+            <w:tcW w:type="dxa" w:w="2466"/>
+          </w:tcPr>
+          <w:p>
+            <w:r>
+              <w:rPr>
+                <w:sz w:val="18"/>
+              </w:rPr>
+              <w:t>D9</w:t>
+            </w:r>
+          </w:p>
+        </w:tc>
+        <w:tc>
+          <w:tcPr>
+            <w:tcW w:type="dxa" w:w="2466"/>
+          </w:tcPr>
+          <w:p>
+            <w:r>
+              <w:rPr>
+                <w:sz w:val="18"/>
+              </w:rPr>
+              <w:t>阅读返回与暂停</w:t>
+            </w:r>
+          </w:p>
+        </w:tc>
+        <w:tc>
+          <w:tcPr>
+            <w:tcW w:type="dxa" w:w="2466"/>
+          </w:tcPr>
+          <w:p>
+            <w:r>
+              <w:rPr>
+                <w:sz w:val="18"/>
+              </w:rPr>
+              <w:t>探索打开的阅读层，叉号和返回场景直接恢复；Esc或切出窗口保持暂停；暂停菜单内关闭设置回到暂停菜单</w:t>
+            </w:r>
+          </w:p>
+        </w:tc>
+        <w:tc>
+          <w:tcPr>
+            <w:tcW w:type="dxa" w:w="2466"/>
+          </w:tcPr>
+          <w:p>
+            <w:r>
+              <w:rPr>
+                <w:sz w:val="18"/>
+              </w:rPr>
+              <w:t>锁定失败显示重试提示并保持暂停；其他暂停原因仍保留；方案已确认，尚未修复或实机验收</w:t>
             </w:r>
           </w:p>
         </w:tc>
@@ -1516,7 +1687,7 @@
     </w:p>
     <w:p>
       <w:r>
-        <w:t>A/B/C入口也继续优化：保留各自氛围，统一主操作位置、文字层级、设置和档案入口，检查文字可读性、焦点与窄窗口表现。轮换的初步建议是每次进入首页换一款，并允许手动选择与记住偏好；若采用停留期间定时轮换，只切背景，不移动按钮，用户操作或减少动态效果时停止动画。这些是待审阅交互建议，本轮不实现。入口优化和真实3D样板分别验收，不互相替代。</w:t>
+        <w:t>A/B/C入口也继续优化：保留各自氛围，统一主操作位置、文字层级、设置和档案入口，检查文字可读性、焦点与窄窗口表现。2026-09-30已确认：未选定偏好时，每次进入首页轮换一款；停留期间保持稳定，不定时切换。允许手动选择并记住偏好，手动偏好优先于自动轮换。方案已确认，本轮不实现。入口优化和真实3D样板分别验收，不互相替代。</w:t>
       </w:r>
     </w:p>
     <w:p>
@@ -1579,7 +1750,7 @@
     </w:p>
     <w:p>
       <w:r>
-        <w:t>范围固定为一段道路、一扇门、一段楼梯、一座观象仪器、一名NPC、少量环境物和必要UI。可以复用旧场地局部，但不能因为已有整城就把整城列入本轮交付。</w:t>
+        <w:t>范围固定为一段道路、一扇门、一段楼梯、一座观象仪器、一名NPC、少量环境物和必要UI。该范围已于2026-09-30确认；NPC须有明确职业特征，概念图包含探索HUD。用户先提供概念图，选定方向后再按获准任务实施。可以复用旧场地局部，但不能因为已有整城就把整城列入本轮交付。</w:t>
       </w:r>
     </w:p>
     <w:p>
@@ -1929,7 +2100,7 @@
     </w:p>
     <w:p>
       <w:r>
-        <w:t>以下是拟议行为，需在实作前一起审阅。核心是区分用户主动返回、Esc退出、窗口失焦和不可恢复状态。</w:t>
+        <w:t>2026-09-30已确认阅读返回和暂停的核心语义（D9），尚未实现或实际操作验收。核心是区分用户主动返回、Esc退出、窗口失焦和不可恢复状态。下表保存取消、结局和故障等边界仍为待审阅细节，不将本次三项确认扩大为全部规则获准。</w:t>
       </w:r>
     </w:p>
     <w:tbl>
@@ -2915,7 +3086,7 @@
         <w:pStyle w:val="ListNumber"/>
       </w:pPr>
       <w:r>
-        <w:t>再对齐第5–7节：参考画面、庭院范围和返回／暂停行为。</w:t>
+        <w:t>第5–7节的视觉方向要求、庭院范围、入口轮换和返回／暂停核心语义已确认；具体参考画面待用户提供并评审。</w:t>
       </w:r>
     </w:p>
     <w:p>
@@ -2933,7 +3104,12 @@
     </w:p>
     <w:p>
       <w:r>
-        <w:t>下一步重点审阅第5–7节的样板范围、轮换方式与返回／暂停语义，再对齐第8节的原著依据与改编规则。已确认方向不代表上述所有细节通过；下一项制作任务在讨论后单独确定，本轮不启动P1制作。</w:t>
+        <w:t>审阅记录（2026-09-30）：用户确认三项方案：方块风格庭院概念方向及有限范围；首页每次进入轮换、停留稳定、手动选择并记住偏好；阅读主动返回直接恢复与Esc／失焦／设置返回的暂停语义。用户将使用同一提示词让不同agent生成概念图后提供。本轮仅同步计划及Word阅读版到GitHub，不生成图片、不改游戏，不将多个外部概念候选视为多套场景制作授权。</w:t>
+      </w:r>
+    </w:p>
+    <w:p>
+      <w:r>
+        <w:t>下一步收到图片后评审整体协调、路线辨识、人物职业特征、仪器与HUD及实现可行性，由用户选定视觉方向；再按获准任务实施。第8节原著依据与改编规则及第8–10节剩余内容仍待对齐。本次确认不代表实际画面或操作验收通过，不自动启动后续制作阶段。</w:t>
       </w:r>
     </w:p>
     <w:sectPr>

--- a/docs/PLAN-v0.3.docx
+++ b/docs/PLAN-v0.3.docx
@@ -12,7 +12,7 @@
     </w:p>
     <w:p>
       <w:r>
-        <w:t>日期：2026-09-30。状态：已记录第一轮七条批注及第二轮第5–7节的三项确认；方向决策见D1–D9。具体效果图待用户提供和评审，其余细节仍供逐项审阅，不是整份计划的开发批准。</w:t>
+        <w:t>日期：2026-09-30。状态：已记录第一轮七条批注及第二轮第5–7节的三项确认；方向决策见D1–D9。已选定第3张庭院主参考和第1张人物辅助参考，其余细节仍供逐项审阅，不是整份计划的开发批准。</w:t>
       </w:r>
     </w:p>
     <w:p>
@@ -1038,7 +1038,7 @@
               <w:rPr>
                 <w:sz w:val="18"/>
               </w:rPr>
-              <w:t>用户将提供不同agent生成的概念图；尚未选定具体画面，不启动场景制作或扩展整城</w:t>
+              <w:t>已选定用户提供的第3张为庭院主参考、第1张为人物辅助参考；只确认方向，不启动场景制作或扩展整城</w:t>
             </w:r>
           </w:p>
         </w:tc>
@@ -1741,6 +1741,37 @@
       </w:r>
     </w:p>
     <w:p>
+      <w:r>
+        <w:t>2026-09-30已选定视觉参考：</w:t>
+      </w:r>
+    </w:p>
+    <w:p>
+      <w:pPr>
+        <w:pStyle w:val="ListBullet"/>
+      </w:pPr>
+      <w:r>
+        <w:t>庭院主参考（用户第3张）（reference/courtyard-concept-selected.png）：采用空间构图、完整仪器轮廓、道路与短楼梯关系；灰暖石材、深蓝织物、少量黄铜和双日氛围作为整体方向。</w:t>
+      </w:r>
+    </w:p>
+    <w:p>
+      <w:pPr>
+        <w:pStyle w:val="ListBullet"/>
+      </w:pPr>
+      <w:r>
+        <w:t>人物辅助参考（用户第1张）（reference/observer-concept-reference.png）：借鉴浅色长袍与深色披肩的明暗区分、记录工具和工作姿态，强化职业特征。</w:t>
+      </w:r>
+    </w:p>
+    <w:p>
+      <w:r>
+        <w:t>来源：用户提供并说明由GPT生成；仓库保存本次收到的图片副本，未核实空间中的原始文件。这两张均为视觉概念，非实机截图或可直接导入的3D资产，不作为外部模型许可证明。</w:t>
+      </w:r>
+    </w:p>
+    <w:p>
+      <w:r>
+        <w:t>后续实现控制：远景建筑只作背景，不扩展整城；仪器须有可接近且可理解的操作部件；收减重复旗帜、金边和碎石纹理；HUD统一J日志、Esc暂停，交互提示按真实条件显示。材质、光照、仪器结构及操作仍须真实样板验证。此次仅固定参考，不启动游戏制作。</w:t>
+      </w:r>
+    </w:p>
+    <w:p>
       <w:pPr>
         <w:pStyle w:val="Heading1"/>
       </w:pPr>
@@ -1750,7 +1781,7 @@
     </w:p>
     <w:p>
       <w:r>
-        <w:t>范围固定为一段道路、一扇门、一段楼梯、一座观象仪器、一名NPC、少量环境物和必要UI。该范围已于2026-09-30确认；NPC须有明确职业特征，概念图包含探索HUD。用户先提供概念图，选定方向后再按获准任务实施。可以复用旧场地局部，但不能因为已有整城就把整城列入本轮交付。</w:t>
+        <w:t>范围固定为一段道路、一扇门、一段楼梯、一座观象仪器、一名NPC、少量环境物和必要UI。该范围已于2026-09-30确认；NPC须有明确职业特征，概念图包含探索HUD。视觉参考已选定，后续按获准任务实施。可以复用旧场地局部，但不能因为已有整城就把整城列入本轮交付。</w:t>
       </w:r>
     </w:p>
     <w:p>
@@ -3086,7 +3117,7 @@
         <w:pStyle w:val="ListNumber"/>
       </w:pPr>
       <w:r>
-        <w:t>第5–7节的视觉方向要求、庭院范围、入口轮换和返回／暂停核心语义已确认；具体参考画面待用户提供并评审。</w:t>
+        <w:t>第5–7节的视觉方向要求、庭院范围、入口轮换和返回／暂停核心语义已确认；已选定第3张庭院主参考和第1张人物辅助参考。</w:t>
       </w:r>
     </w:p>
     <w:p>
@@ -3109,7 +3140,12 @@
     </w:p>
     <w:p>
       <w:r>
-        <w:t>下一步收到图片后评审整体协调、路线辨识、人物职业特征、仪器与HUD及实现可行性，由用户选定视觉方向；再按获准任务实施。第8节原著依据与改编规则及第8–10节剩余内容仍待对齐。本次确认不代表实际画面或操作验收通过，不自动启动后续制作阶段。</w:t>
+        <w:t>审阅补充（2026-09-30）：用户提供四张GPT生成的概念图，并确认第3张作为庭院主参考、第1张作为人物辅助参考。参考文件及采用范围见第5节。此次仅固定视觉方向，未授权开始游戏制作。</w:t>
+      </w:r>
+    </w:p>
+    <w:p>
+      <w:r>
+        <w:t>下一步按用户确定的任务推进；如进入庭院制作，须以选定参考为方向，单独验证真实画面、碰撞、仪器操作和阅读返回。第8节原著依据与改编规则及第8–10节剩余内容仍待对齐。本次确认不代表实际画面或操作验收通过，不自动启动后续制作阶段。</w:t>
       </w:r>
     </w:p>
     <w:sectPr>

--- a/docs/PLAN-v0.3.docx
+++ b/docs/PLAN-v0.3.docx
@@ -12,7 +12,7 @@
     </w:p>
     <w:p>
       <w:r>
-        <w:t>日期：2026-09-30。状态：已记录第一轮七条批注及第二轮第5–7节的三项确认；方向决策见D1–D9。已选定第3张庭院主参考和第1张人物辅助参考，其余细节仍供逐项审阅，不是整份计划的开发批准。</w:t>
+        <w:t>日期：2026-09-30。状态：已记录第一轮七条批注及第二轮第5–7节的三项确认；保存规则三项方向也已确认；方向决策见D1–D10。已选定第3张庭院主参考和第1张人物辅助参考，其余细节仍供逐项审阅，不是整份计划的开发批准。</w:t>
       </w:r>
     </w:p>
     <w:p>
@@ -867,7 +867,7 @@
               <w:rPr>
                 <w:sz w:val="18"/>
               </w:rPr>
-              <w:t>开发者核对原著依据并说明游戏改编；不以额外经济或任意惩罚制造动机，具体规则待对齐</w:t>
+              <w:t>开发者核对原著依据并说明游戏改编；不以额外经济或任意惩罚制造动机，三项保存规则方向已确认，见D10及第8节</w:t>
             </w:r>
           </w:p>
         </w:tc>
@@ -1157,11 +1157,68 @@
           </w:p>
         </w:tc>
       </w:tr>
+      <w:tr>
+        <w:trPr>
+          <w:cantSplit/>
+        </w:trPr>
+        <w:tc>
+          <w:tcPr>
+            <w:tcW w:type="dxa" w:w="2466"/>
+          </w:tcPr>
+          <w:p>
+            <w:r>
+              <w:rPr>
+                <w:sz w:val="18"/>
+              </w:rPr>
+              <w:t>D10</w:t>
+            </w:r>
+          </w:p>
+        </w:tc>
+        <w:tc>
+          <w:tcPr>
+            <w:tcW w:type="dxa" w:w="2466"/>
+          </w:tcPr>
+          <w:p>
+            <w:r>
+              <w:rPr>
+                <w:sz w:val="18"/>
+              </w:rPr>
+              <w:t>保存与复苏</w:t>
+            </w:r>
+          </w:p>
+        </w:tc>
+        <w:tc>
+          <w:tcPr>
+            <w:tcW w:type="dxa" w:w="2466"/>
+          </w:tcPr>
+          <w:p>
+            <w:r>
+              <w:rPr>
+                <w:sz w:val="18"/>
+              </w:rPr>
+              <w:t>设施作为集中保管与救助地点；脱水保存与复苏分开；选择代价为观测机会，个体失败仍保留已记录档案</w:t>
+            </w:r>
+          </w:p>
+        </w:tc>
+        <w:tc>
+          <w:tcPr>
+            <w:tcW w:type="dxa" w:w="2466"/>
+          </w:tcPr>
+          <w:p>
+            <w:r>
+              <w:rPr>
+                <w:sz w:val="18"/>
+              </w:rPr>
+              <w:t>12秒为待试玩参数；设施内保存、复苏过场及可靠档案继承属于游戏改编；只确认规则方向，未实现或验收</w:t>
+            </w:r>
+          </w:p>
+        </w:tc>
+      </w:tr>
     </w:tbl>
     <w:p/>
     <w:p>
       <w:r>
-        <w:t>D1、D2、D5、D6方向已确认；D3评估责任已委托；D4原著方向已确认、改编细节待审阅。以上不自动开启样板制作。</w:t>
+        <w:t>D1、D2、D5、D6方向已确认；D3评估责任已委托；D4原著方向及D10三项改编方向已确认，其余细节仍按任务对齐。以上不自动开启样板制作。</w:t>
       </w:r>
     </w:p>
     <w:p>
@@ -2525,7 +2582,51 @@
     </w:p>
     <w:p>
       <w:r>
-        <w:t>用户已选择“个体保存大体与原著一致”的方向。开发者在制定具体行为前核对相应原文依据，将原著描述、当前实现、拟议改编分开说明，不把现有保存设施、计时或档案继承规则直接称作原著设定。优先让玩家理解保存对象、适用条件、恢复条件与失败后果；不要求用户先设计一套额外的个人价值系统。目前档案在死亡后保留，个体与知识的差异仍需在试玩中表达；若确实无法形成可理解的选择，再提出最小调整，不偷偷添加饥饿经济、惩罚或删除继承。</w:t>
+        <w:t>2026-09-30已核对原著公开英文节选，并获用户确认以下三项保存规则方向（D10）。这是规则对齐，不是玩法制作或验收通过。</w:t>
+      </w:r>
+    </w:p>
+    <w:p>
+      <w:r>
+        <w:t>原著依据：《三体》“周文王与长夜”英文版公开节选，Tor／Reactor，2014-09-16（https://reactormag.com/the-three-body-problem-excerpt-king-wen-of-zhou-and-the-long-night-cixin-liu/）。节选描写随从在野外脱水、由他人携带，以及集中储藏和浸水复苏；身体破损可能无法复苏。因此脱水不等于无敌或死后复活。本次依据为小说英文译本节选，未据影视设定或未核对的中文页码作结论。</w:t>
+      </w:r>
+    </w:p>
+    <w:p>
+      <w:r>
+        <w:t>当前实现（本轮只读代码，未运行试玩）：src/gameplay/preservation.ts将流程设为约12秒，前2秒可取消，完成后仍可能因保护能力耗尽而失败；src/game/runtime.ts要求从设施操作台启动；src/app/App.tsx根据结算结果在下一文明直接显示观察者复苏，没有实际检查复苏环境、水和救助条件。这些实现不直接视为原著规则。</w:t>
+      </w:r>
+    </w:p>
+    <w:p>
+      <w:r>
+        <w:t>已确认的游戏方案：</w:t>
+      </w:r>
+    </w:p>
+    <w:p>
+      <w:pPr>
+        <w:pStyle w:val="ListNumber"/>
+      </w:pPr>
+      <w:r>
+        <w:t>设施是集中保管与救助地点。样板只提供设施内保存，复用现有流程；这是本作范围限制，不宣称三体人只能靠机器脱水。12秒暂作待试玩调整的参数。</w:t>
+      </w:r>
+    </w:p>
+    <w:p>
+      <w:pPr>
+        <w:pStyle w:val="ListNumber"/>
+      </w:pPr>
+      <w:r>
+        <w:t>保存成功与复苏分开。流程完成先表示已脱水、等待度过灾变；只有身体及保管地点幸存、环境适宜且有人协助浸泡，才叙述为同一观察者复苏。第一版可用简短过场交代，不增加供水或救援经营系统。地表城市毁坏不自动等于所有生命灭绝；不能仅凭流程完成就保证存活。</w:t>
+      </w:r>
+    </w:p>
+    <w:p>
+      <w:pPr>
+        <w:pStyle w:val="ListNumber"/>
+      </w:pPr>
+      <w:r>
+        <w:t>选择的代价是观测机会。提前保存会错过后续现象；继续观察可能获得更多证据，也可能来不及保存。个体失败后，已记录档案仍由后来观察者接续；可靠档案继承明确属于游戏改编，不通过删除知识、增加经济或任意惩罚制造压力。</w:t>
+      </w:r>
+    </w:p>
+    <w:p>
+      <w:r>
+        <w:t>设施内操作限制、压缩流程时长、复苏过场和可靠档案继承均作为游戏改编说明。上述复苏条件是本作采用的规则合同，不将全部细节宣称为原著逐条规定。同一个人醒来与后来者接续记录的差别是否足以形成选择，仍须实际闭环试玩验证；不足时再提出最小调整。</w:t>
       </w:r>
     </w:p>
     <w:p>
@@ -3125,7 +3226,7 @@
         <w:pStyle w:val="ListNumber"/>
       </w:pPr>
       <w:r>
-        <w:t>最后对齐第8–10节：保存动机、两条路线和扩展／发布门槛。</w:t>
+        <w:t>第8节三项保存规则方向已确认；两条路线的具体安排及第9–10节扩展／发布门槛仍待逐项对齐。</w:t>
       </w:r>
     </w:p>
     <w:p>
@@ -3145,7 +3246,12 @@
     </w:p>
     <w:p>
       <w:r>
-        <w:t>下一步按用户确定的任务推进；如进入庭院制作，须以选定参考为方向，单独验证真实画面、碰撞、仪器操作和阅读返回。第8节原著依据与改编规则及第8–10节剩余内容仍待对齐。本次确认不代表实际画面或操作验收通过，不自动启动后续制作阶段。</w:t>
+        <w:t>下一步按用户确定的任务推进；如进入庭院制作，须以选定参考为方向，单独验证真实画面、碰撞、仪器操作和阅读返回。第8节保存规则方向已确认，两条路线具体安排及第9–10节剩余内容仍待对齐。本次确认不代表实际画面或操作验收通过，不自动启动后续制作阶段。</w:t>
+      </w:r>
+    </w:p>
+    <w:p>
+      <w:r>
+        <w:t>审阅补充（2026-09-30）：用户确认D10三项保存规则：设施作为集中保管与救助地点；脱水保存与复苏分开；以观测机会作为选择代价并保留已记录档案。原著依据、现有实现与游戏改编已在第8节分开记录。本轮仅同步文档，不改玩法。</w:t>
       </w:r>
     </w:p>
     <w:sectPr>

--- a/docs/PLAN-v0.3.docx
+++ b/docs/PLAN-v0.3.docx
@@ -12,7 +12,7 @@
     </w:p>
     <w:p>
       <w:r>
-        <w:t>日期：2026-09-30。状态：已记录第一轮七条批注及第二轮第5–7节的三项确认；保存规则三项方向也已确认；方向决策见D1–D10。已选定第3张庭院主参考和第1张人物辅助参考，其余细节仍供逐项审阅，不是整份计划的开发批准。</w:t>
+        <w:t>日期：2026-09-30。状态：已记录第一轮七条批注及第二轮第5–7节的三项确认；保存规则三项方向也已确认；两条路线、验收与扩展边界已对齐，方向决策见D1–D11。已选定第3张庭院主参考和第1张人物辅助参考，其余细节仍供逐项审阅，不是整份计划的开发批准。</w:t>
       </w:r>
     </w:p>
     <w:p>
@@ -1214,6 +1214,63 @@
           </w:p>
         </w:tc>
       </w:tr>
+      <w:tr>
+        <w:trPr>
+          <w:cantSplit/>
+        </w:trPr>
+        <w:tc>
+          <w:tcPr>
+            <w:tcW w:type="dxa" w:w="2466"/>
+          </w:tcPr>
+          <w:p>
+            <w:r>
+              <w:rPr>
+                <w:sz w:val="18"/>
+              </w:rPr>
+              <w:t>D11</w:t>
+            </w:r>
+          </w:p>
+        </w:tc>
+        <w:tc>
+          <w:tcPr>
+            <w:tcW w:type="dxa" w:w="2466"/>
+          </w:tcPr>
+          <w:p>
+            <w:r>
+              <w:rPr>
+                <w:sz w:val="18"/>
+              </w:rPr>
+              <w:t>路线与阶段门槛</w:t>
+            </w:r>
+          </w:p>
+        </w:tc>
+        <w:tc>
+          <w:tcPr>
+            <w:tcW w:type="dxa" w:w="2466"/>
+          </w:tcPr>
+          <w:p>
+            <w:r>
+              <w:rPr>
+                <w:sz w:val="18"/>
+              </w:rPr>
+              <w:t>同一场景和世界规则验证及时保存、继续观察而未能保存两条路线；先验收庭院，再验收闭环；扩展和发布分别决定</w:t>
+            </w:r>
+          </w:p>
+        </w:tc>
+        <w:tc>
+          <w:tcPr>
+            <w:tcW w:type="dxa" w:w="2466"/>
+          </w:tcPr>
+          <w:p>
+            <w:r>
+              <w:rPr>
+                <w:sz w:val="18"/>
+              </w:rPr>
+              <w:t>不以按钮预设结局，不强迫玩家失败；10–15分钟及六名NPC仍是候选范围；未授权开始制作</w:t>
+            </w:r>
+          </w:p>
+        </w:tc>
+      </w:tr>
     </w:tbl>
     <w:p/>
     <w:p>
@@ -2175,7 +2232,7 @@
     </w:p>
     <w:p>
       <w:r>
-        <w:t>通过门槛：用户看过固定镜头和短路线录像，并亲自完成至少一次阅读／返回和仪器操作；确认视觉方向与基本手感。未通过时只修已指出的问题，不增加资产数量。</w:t>
+        <w:t>通过门槛：用户看过固定镜头和短路线录像，认可真实画面，并亲自完成走路、上下楼梯、接近人物、仪器操作和阅读／返回；样板路线上的穿模与重复暂停问题须解决。未通过时只修已指出的问题，不增加资产数量。此为第一道门槛，随后才进入第8节的闭环验收。</w:t>
       </w:r>
     </w:p>
     <w:p>
@@ -2577,7 +2634,28 @@
     </w:p>
     <w:p>
       <w:r>
-        <w:t>第一版至少两条真实游玩路线：及时完成保存；未完成保存。不得只切换结算文本。仪器记录、个体结局、城市结局和继承分别来自真实状态。</w:t>
+        <w:t>第一版在同一场景、同一套世界规则下验证两条真实游玩路线（D11）：</w:t>
+      </w:r>
+    </w:p>
+    <w:p>
+      <w:pPr>
+        <w:pStyle w:val="ListBullet"/>
+      </w:pPr>
+      <w:r>
+        <w:t>及时保存：找到仪器、记录现象，判断风险后进入设施；完成脱水且保管条件有效，经过交代复苏条件的过场，由同一观察者继续。</w:t>
+      </w:r>
+    </w:p>
+    <w:p>
+      <w:pPr>
+        <w:pStyle w:val="ListBullet"/>
+      </w:pPr>
+      <w:r>
+        <w:t>继续观察、未能保存：留下至少一项较晚出现的观测，再因错过保存时机而失去当前个体；后来观察者接续已记录档案。</w:t>
+      </w:r>
+    </w:p>
+    <w:p>
+      <w:r>
+        <w:t>两条路线不得靠预设按钮切换结局；仪器记录、个体结局、城市结局和继承分别来自真实状态。较晚观察应有获得新证据的机会，不保证每次都有奖励，也不强迫玩家故意失败。</w:t>
       </w:r>
     </w:p>
     <w:p>
@@ -2631,7 +2709,7 @@
     </w:p>
     <w:p>
       <w:r>
-        <w:t>闭环退出条件：</w:t>
+        <w:t>闭环是庭院验收后的第二道门槛（D11）。自动测试提供技术证据，实际体验由试玩确认。闭环退出条件：</w:t>
       </w:r>
     </w:p>
     <w:p>
@@ -2647,7 +2725,7 @@
         <w:pStyle w:val="ListNumber"/>
       </w:pPr>
       <w:r>
-        <w:t>玩家能解释当前目标、设施位置、保存与继续的代价以及结局原因。</w:t>
+        <w:t>玩家能解释当前目标、设施位置、看到了什么、为何选择保存或继续、结局如何发生，以及留下了哪些记录。</w:t>
       </w:r>
     </w:p>
     <w:p>
@@ -2663,7 +2741,7 @@
         <w:pStyle w:val="ListNumber"/>
       </w:pPr>
       <w:r>
-        <w:t>暂停、刷新和保存失败不造成重复结算或数据丢失。</w:t>
+        <w:t>暂停、刷新和保存失败不造成重复结算或丢失已提交记录。</w:t>
       </w:r>
     </w:p>
     <w:p>
@@ -2685,6 +2763,11 @@
       </w:pPr>
       <w:r>
         <w:t>9. 分阶段任务与停止条件</w:t>
+      </w:r>
+    </w:p>
+    <w:p>
+      <w:r>
+        <w:t>D11已明确：庭院和闭环通过后，才讨论增加区域、人物和更长流程；10–15分钟和六名NPC仍是候选范围，不自动开工。正式发布前再确定目标设备、性能要求与资源许可；GitHub同步仅作开发交接。下表“通过后允许什么”表示具备讨论下一阶段的条件，不是自动制作授权。</w:t>
       </w:r>
     </w:p>
     <w:tbl>
@@ -2923,7 +3006,7 @@
               <w:rPr>
                 <w:sz w:val="18"/>
               </w:rPr>
-              <w:t>批量制作有限模块</w:t>
+              <w:t>讨论并确定闭环任务，不自动扩展资产</w:t>
             </w:r>
           </w:p>
         </w:tc>
@@ -2980,7 +3063,7 @@
               <w:rPr>
                 <w:sz w:val="18"/>
               </w:rPr>
-              <w:t>扩展10–15分钟和六名NPC</w:t>
+              <w:t>讨论扩展范围；10–15分钟和六名NPC为候选</w:t>
             </w:r>
           </w:p>
         </w:tc>
@@ -3226,7 +3309,7 @@
         <w:pStyle w:val="ListNumber"/>
       </w:pPr>
       <w:r>
-        <w:t>第8节三项保存规则方向已确认；两条路线的具体安排及第9–10节扩展／发布门槛仍待逐项对齐。</w:t>
+        <w:t>第8节三项保存规则及D11两条路线、两道验收门槛和扩展／发布边界已对齐；具体制作任务、目标设备、性能与发布范围另行确定。</w:t>
       </w:r>
     </w:p>
     <w:p>
@@ -3246,12 +3329,17 @@
     </w:p>
     <w:p>
       <w:r>
-        <w:t>下一步按用户确定的任务推进；如进入庭院制作，须以选定参考为方向，单独验证真实画面、碰撞、仪器操作和阅读返回。第8节保存规则方向已确认，两条路线具体安排及第9–10节剩余内容仍待对齐。本次确认不代表实际画面或操作验收通过，不自动启动后续制作阶段。</w:t>
+        <w:t>下一步按用户确定的任务推进；如进入庭院制作，须以选定参考为方向，单独验证真实画面、碰撞、仪器操作和阅读返回。第8–10节核心路线与阶段边界已对齐，具体制作任务及设备、性能、许可和发布细节尚未确定。本次确认不代表实际画面或操作验收通过，不自动启动后续制作阶段。</w:t>
       </w:r>
     </w:p>
     <w:p>
       <w:r>
         <w:t>审阅补充（2026-09-30）：用户确认D10三项保存规则：设施作为集中保管与救助地点；脱水保存与复苏分开；以观测机会作为选择代价并保留已记录档案。原著依据、现有实现与游戏改编已在第8节分开记录。本轮仅同步文档，不改玩法。</w:t>
+      </w:r>
+    </w:p>
+    <w:p>
+      <w:r>
+        <w:t>审阅补充（2026-09-30）：用户在两条路线、分阶段验收及扩展／发布分别决定的方案后指示继续，按D11记录规划对齐结果。本轮仅同步文档，不启动制作；路线及门槛尚无新实机验收结果。</w:t>
       </w:r>
     </w:p>
     <w:sectPr>
